--- a/docs/exercises/ex-DEV.docx
+++ b/docs/exercises/ex-DEV.docx
@@ -166,7 +166,7 @@
       </w:r>
     </w:p>
     <w:bookmarkEnd w:id="21"/>
-    <w:bookmarkStart w:id="25" w:name="submission-details"/>
+    <w:bookmarkStart w:id="26" w:name="submission-details"/>
     <w:p>
       <w:pPr>
         <w:pStyle w:val="Heading2"/>
@@ -194,8 +194,25 @@
           <w:b/>
           <w:bCs/>
         </w:rPr>
-        <w:t xml:space="preserve">Wednesday, March 26, 2025 at 11:59 pm</w:t>
-      </w:r>
+        <w:t xml:space="preserve">2026-03-26</w:t>
+      </w:r>
+      <w:r>
+        <w:t xml:space="preserve"> </w:t>
+      </w:r>
+      <w:r>
+        <w:t xml:space="preserve">via the Canvas</w:t>
+      </w:r>
+      <w:r>
+        <w:t xml:space="preserve"> </w:t>
+      </w:r>
+      <w:hyperlink r:id="rId22">
+        <w:r>
+          <w:rPr>
+            <w:rStyle w:val="Hyperlink"/>
+          </w:rPr>
+          <w:t xml:space="preserve">dropbox</w:t>
+        </w:r>
+      </w:hyperlink>
       <w:r>
         <w:t xml:space="preserve">.</w:t>
       </w:r>
@@ -224,8 +241,8 @@
         <w:t xml:space="preserve">If you found any resources that were especially useful to you in answering these questions, please cite them.</w:t>
       </w:r>
     </w:p>
-    <w:bookmarkStart w:id="24" w:name="refs"/>
-    <w:bookmarkStart w:id="23" w:name="ref-Blumberg2023-fs"/>
+    <w:bookmarkStart w:id="25" w:name="refs"/>
+    <w:bookmarkStart w:id="24" w:name="ref-Blumberg2023-fs"/>
     <w:p>
       <w:pPr>
         <w:pStyle w:val="Bibliography"/>
@@ -262,7 +279,7 @@
       <w:r>
         <w:t xml:space="preserve"> </w:t>
       </w:r>
-      <w:hyperlink r:id="rId22">
+      <w:hyperlink r:id="rId23">
         <w:r>
           <w:rPr>
             <w:rStyle w:val="Hyperlink"/>
@@ -271,9 +288,9 @@
         </w:r>
       </w:hyperlink>
     </w:p>
-    <w:bookmarkEnd w:id="23"/>
     <w:bookmarkEnd w:id="24"/>
     <w:bookmarkEnd w:id="25"/>
+    <w:bookmarkEnd w:id="26"/>
     <w:sectPr>
       <w:footnotePr>
         <w:numRestart w:val="eachSect"/>

--- a/docs/exercises/ex-DEV.docx
+++ b/docs/exercises/ex-DEV.docx
@@ -194,7 +194,7 @@
           <w:b/>
           <w:bCs/>
         </w:rPr>
-        <w:t xml:space="preserve">2026-03-26</w:t>
+        <w:t xml:space="preserve">2026-04-02</w:t>
       </w:r>
       <w:r>
         <w:t xml:space="preserve"> </w:t>
